--- a/Prepreneurship LMS - Student Guide.docx
+++ b/Prepreneurship LMS - Student Guide.docx
@@ -111,7 +111,7 @@
                 <w:b/>
                 <w:sz w:val="20"/>
               </w:rPr>
-              <w:t>Section</w:t>
+              <w:t>Batch</w:t>
             </w:r>
           </w:p>
         </w:tc>
